--- a/klagomål/A 27808-2026 FSC-klagomål.docx
+++ b/klagomål/A 27808-2026 FSC-klagomål.docx
@@ -1357,7 +1357,7 @@
     <w:r>
       <w:tab/>
       <w:tab/>
-      <w:t>2026-06-19</w:t>
+      <w:t>2026-06-20</w:t>
       <w:br/>
       <w:br/>
     </w:r>

--- a/klagomål/A 27808-2026 FSC-klagomål.docx
+++ b/klagomål/A 27808-2026 FSC-klagomål.docx
@@ -168,38 +168,7 @@
     </w:p>
     <w:p>
       <w:r>
-        <w:t>Detta dokument behandlar höga naturvärden i avverkningsanmälan A 27808-2026 i Timrå kommun som inkom 2026-06-18 och omfattar 11,6 ha.</w:t>
-      </w:r>
-    </w:p>
-    <w:p>
-      <w:r>
-        <w:t>Nedan presenteras fynd av naturvårdsarter och fridlysta arter som gjorts i det avverkningsanmälda området, samt relevanta utdrag ur standarderna för FSC, Chain of Custody, Controlled Wood och PEFC. I BILAGA 1 finns artfakta om fridlysta och rödlistade arter.</w:t>
-      </w:r>
-    </w:p>
-    <w:p>
-      <w:r>
-        <w:t>Vi förväntar oss att ni återkommer med ett skriftligt svar på vårt klagomål och även beskriver vilka korrigerande åtgärder ni satt in för att rätta till identifierade brister i er efterlevnad av den svenska FSC standarden.</w:t>
-      </w:r>
-    </w:p>
-    <w:p>
-      <w:pPr>
-        <w:pStyle w:val="Heading1"/>
-      </w:pPr>
-      <w:r>
-        <w:t>Naturvårdsarter</w:t>
-      </w:r>
-    </w:p>
-    <w:p>
-      <w:r>
-        <w:t>I avverkningsanmälan har följande 15 naturvårdsarter hittats: aspgelélav (VU, T), garnlav (VU, T), kandelabersvamp (NT, T), kolflarnlav (NT, T), lunglav (NT, T), småflikig brosklav (NT, T), ullticka (NT, T), violettgrå tagellav (NT, T), bårdlav (S, T), korallblylav (S, T), skinnlav (S, T), stor aspticka (S, T), stuplav (S, T), spillkråka (T, §4) och nattviol (§8). Av dessa är 8 rödlistade. För rödlistade arter har rödlistekategorin angivits inom parentes. Arter som är signalarter enligt Skogsstyrelsen har markerats med (S). Typiska arter inom Natura 2000 som är kopplade till skogsekosystem har markerats med (T). För fridlysta arter anges även paragrafen i Artskyddsförordningen som arten är fridlyst enligt.</w:t>
-      </w:r>
-    </w:p>
-    <w:p>
-      <w:r>
-        <w:t>De påträffade naturvårdsarterna är ett tydligt kvitto på att det rör sig om en skog med höga naturvärden.</w:t>
-      </w:r>
-      <w:r>
-        <w:t xml:space="preserve"> I Figur 1 visas fyndplatser för naturvårdsarter i området, som finns registrerade på Artportalen.</w:t>
+        <w:t>Detta klagomål behandlar höga naturvärden i avverkningsanmälan A 27808-2026 i Timrå kommun som inkom 2026-06-18 och omfattar 11,6 ha.</w:t>
       </w:r>
     </w:p>
     <w:p>
@@ -247,34 +216,466 @@
         <w:spacing w:after="240"/>
       </w:pPr>
       <w:r>
-        <w:t>Figur 1. Fyndplatser för naturvårdsarter i avverkningsanmälan (röd linje). Markörer utan svart kant är placerade på fyndplatsen. Markörer med svart kant är placerade vid sidan av fyndplatsen och har ett svart streck som visar fyndplatsens exakta position. Kartans mittpunktskoordinat är N 6960593, E 610961 i SWEREF 99 TM.</w:t>
+        <w:t>Figur 1. Fyndplatser för naturvårdsarter i avverkningsanmälan. Markörer utan svart kant är placerade på fyndplatsen. Markörer med svart kant är placerade vid sidan av fyndplatsen har ett svart streck som visar fyndplatsens exakta position. Kartans mittpunktskoordinat är N 6960593, E 610961 i SWEREF 99 TM.</w:t>
+      </w:r>
+    </w:p>
+    <w:p>
+      <w:r>
+        <w:t>I avverkningsanmälan finns fynd av 15 naturvårdsarter, varav 8 är rödlistade, 2 är fridlysta, 14 är typiska (T) och 5 är signalarter (S): aspgelélav (VU, T), garnlav (VU, T), kandelabersvamp (NT, T), kolflarnlav (NT, T), lunglav (NT, T), småflikig brosklav (NT, T), ullticka (NT, T), violettgrå tagellav (NT, T), bårdlav (S, T), korallblylav (S, T), skinnlav (S, T), stor aspticka (S, T), stuplav (S, T), spillkråka (T, §4) och nattviol (§8). Se Figur 1.</w:t>
+      </w:r>
+    </w:p>
+    <w:p>
+      <w:r>
+        <w:t>Nedan presenteras relevanta utdrag ur standarderna för FSC, Chain of Custody, Controlled Wood och PEFC.</w:t>
+      </w:r>
+    </w:p>
+    <w:p>
+      <w:r>
+        <w:t>Vi förväntar oss att ni återkommer med ett skriftligt svar på vårt klagomål och även beskriver vilka korrigerande åtgärder ni satt in för att rätta till identifierade brister i er efterlevnad av den svenska FSC standarden.</w:t>
       </w:r>
     </w:p>
     <w:p>
       <w:pPr>
-        <w:pStyle w:val="Heading2"/>
+        <w:pStyle w:val="Heading1"/>
       </w:pPr>
       <w:r>
-        <w:t>Fridlysta arter</w:t>
+        <w:t>Naturvårdsarter och fridlysta arter</w:t>
       </w:r>
     </w:p>
     <w:p>
       <w:r>
-        <w:t>Följande fridlysta arter har sina livsmiljöer och växtplatser i den avverkningsanmälda skogen: spillkråka (T, §4) och nattviol (§8).</w:t>
+        <w:t>Nedan följer beskrivningar av de naturvårdsarter och fridlysta arter som har sina livsmiljöer och växtplatser i den avverkningsanmälda skogen. Se även ytterligare artfakta i BILAGA 1. De påträffade naturvårdsarterna är ett tydligt kvitto på att det rör sig om en skog med höga naturvärden.</w:t>
       </w:r>
     </w:p>
     <w:p>
-      <w:r>
-        <w:t xml:space="preserve">Observera att medlemsländerna är skyldiga att agera i enlighet med EU:s fågeldirektiv där det uttryckligen står att direktivet gäller för fåglar samt för deras ägg, bon och </w:t>
-      </w:r>
       <w:r>
         <w:rPr>
           <w:b/>
         </w:rPr>
-        <w:t xml:space="preserve">livsmiljöer </w:t>
-      </w:r>
-      <w:r>
-        <w:t>(artikel 1). Vidare att de åtgärder som vidtas inte får leda till en försämring av den nuvarande situationen beträffande bevarandet av de fågelarter som avses i artikel 1 (artikel 13). Fågeldirektivet är styrande för tillsynsansvariga myndigheters ärendehantering, ställningstaganden och beslutsfattande.</w:t>
+        <w:t>Aspgelélav (VU)</w:t>
+      </w:r>
+      <w:r>
+        <w:t xml:space="preserve"> växer praktiskt taget enbart på asp i skog med hög luftfuktighet. Aspgelélav missgynnas vid slutavverkning. I norra Sverige hotas arten genom slutavverkning av äldre barrskog med åldriga aspar, ofta på skogsbergens sluttningar. Arten försvinner på aspar som lämnas kvar på hyggen. Aspgelélav (VU) är typisk art för </w:t>
+      </w:r>
+      <w:r>
+        <w:rPr>
+          <w:i/>
+        </w:rPr>
+        <w:t>9010 Taiga</w:t>
+      </w:r>
+      <w:r>
+        <w:t xml:space="preserve"> (SLU Artdatabanken, 2024).</w:t>
+      </w:r>
+    </w:p>
+    <w:p>
+      <w:r>
+        <w:rPr>
+          <w:b/>
+        </w:rPr>
+        <w:t>Garnlav (VU)</w:t>
+      </w:r>
+      <w:r>
+        <w:t xml:space="preserve"> är en utpräglad barrskogsart som ibland kan drapera träden i norrländska grannaturskogar med hög luftfuktighet. Den förekommer även i talldominerade bestånd där den, förutom i trädens grenverk, påträffas hängande över ojämnheter i tallbarken. Arten har minskat starkt i södra och mellersta Sverige och den minskar även i sitt nordliga utbredningsområde. Minskningstakten uppgår till 30 (20–50) % inom 50 år och överstiger gränsvärdet för Sårbar (VU). Orsaken till tillbakagången beror främst på slutavverkningar av naturskogsartade skogar. Bestånd med riklig förekomst bör regelmässigt sparas, vilket även gynnar flera andra sällsynta och rödlistade arter. Garnlav är värdväxt för den mycket sällsynta och akut hotade fjärilen barrskogslavfly (CR) som hör hemma i boreala barrskogar med riklig förekomst av värdväxten. Tidigare kunde arten konstateras årligen på flera platser vid Dala-Floda i Dalarna innan lokalerna kalavverkades. Senaste fyndet i landet av barrskogslavfly är från år 2000 då den påträffades vid Högberget i Sollefteå kommun. Garnlav är typisk art för </w:t>
+      </w:r>
+      <w:r>
+        <w:rPr>
+          <w:i/>
+        </w:rPr>
+        <w:t xml:space="preserve">9010 Taiga </w:t>
+      </w:r>
+      <w:r>
+        <w:t>och</w:t>
+      </w:r>
+      <w:r>
+        <w:rPr>
+          <w:i/>
+        </w:rPr>
+        <w:t xml:space="preserve"> 9070 Trädklädd betesmark</w:t>
+      </w:r>
+      <w:r>
+        <w:t xml:space="preserve"> (SLU Artdatabanken, 2026).</w:t>
+      </w:r>
+    </w:p>
+    <w:p>
+      <w:r>
+        <w:rPr>
+          <w:b/>
+        </w:rPr>
+        <w:t>Kandelabersvamp (NT)</w:t>
+      </w:r>
+      <w:r>
+        <w:t xml:space="preserve"> är en mycket bra signalart på skyddsvärda skogsbestånd i hela sitt utbredningsområde. Svampen indikerar sena aspsuccessioner inom områden med konstant hög luftfuktighet. Kandelabersvamp är typisk art för </w:t>
+      </w:r>
+      <w:r>
+        <w:rPr>
+          <w:i/>
+        </w:rPr>
+        <w:t xml:space="preserve">9010 Taiga </w:t>
+      </w:r>
+      <w:r>
+        <w:t>(Nitare &amp; Skogsstyrelsen, 2019; SLU Artdatabanken, 2025).</w:t>
+      </w:r>
+    </w:p>
+    <w:p>
+      <w:r>
+        <w:rPr>
+          <w:b/>
+        </w:rPr>
+        <w:t>Kolflarnlav (NT)</w:t>
+      </w:r>
+      <w:r>
+        <w:t xml:space="preserve"> är brandberoende och växer nästan uteslutande på kolad hård kärnved av tall. Etableringen verkar ske först 100–300 år efter brand och nytt substrat nybildas i mycket begränsad omfattning. Avverkning av tallskog av naturskogskaraktär med spår av återkommande bränder är ett hot och mängden lämplig ved att växa på för arten minskar dels på grund av naturlig nedbrytning men framförallt på grund av att det förstörs i samband med slutavverkningar, gallringar och markberedning. Såväl kolflarnlav som mörk kolflarnlav har glänsande bålfjäll och förekommer främst i tall- och blandbarrskogar av naturskogskaraktär med spår av återkommande bränder. Skogar som dessa hyser höga biologiska värden och bör skyddas. Kolflarnlav är typisk art för </w:t>
+      </w:r>
+      <w:r>
+        <w:rPr>
+          <w:i/>
+        </w:rPr>
+        <w:t>9010 Taiga</w:t>
+      </w:r>
+      <w:r>
+        <w:t xml:space="preserve"> (SLU Artdatabanken, 2024).</w:t>
+      </w:r>
+    </w:p>
+    <w:p>
+      <w:r>
+        <w:rPr>
+          <w:b/>
+        </w:rPr>
+        <w:t>Lunglav (NT)</w:t>
+      </w:r>
+      <w:r>
+        <w:t xml:space="preserve"> är en av vårt lands främsta signalarter som överallt indikerar gamla lövträd, skogsbestånd med höga naturvärden och ekosystem med långskoglig kontinuitet. Lokalt kan förekomsten vara mycket riklig men den hittas nästan enbart i gamla och ej slutavverkade skogar. Artens samtliga förekomster bör uppmärksammas från naturvårdssynpunkt, då många lokaler även hyser andra ovanliga och rödlistade arter. Rikliga förekomster bör skyddas med biotopskydd, frivilliga avsättningar eller reservat. På lunglav kan de sällsynta lavparasiterna lunglavshårprick (CR), </w:t>
+      </w:r>
+      <w:r>
+        <w:rPr>
+          <w:i/>
+        </w:rPr>
+        <w:t>Abrothallus diederichii</w:t>
+      </w:r>
+      <w:r>
+        <w:t xml:space="preserve"> (VU), </w:t>
+      </w:r>
+      <w:r>
+        <w:rPr>
+          <w:i/>
+        </w:rPr>
+        <w:t>Abrothallus lobariae</w:t>
+      </w:r>
+      <w:r>
+        <w:t xml:space="preserve"> (VU), </w:t>
+      </w:r>
+      <w:r>
+        <w:rPr>
+          <w:i/>
+        </w:rPr>
+        <w:t>Calycina lobariae</w:t>
+      </w:r>
+      <w:r>
+        <w:t xml:space="preserve"> (VU), lunglavsknapp (VU) och skrovelmössing (VU) påträffas. Lunglav är typisk art för </w:t>
+      </w:r>
+      <w:r>
+        <w:rPr>
+          <w:i/>
+        </w:rPr>
+        <w:t>9010 Taiga, 9020 Nordlig ädellövskog, 9110 Näringsfattig bokskog, 9130 Näringsrik bokskog, 9160 Näringsrik ekskog, 9180 Ädellövskog i branter, 9190 Näringsfattig ekskog, 9070 Trädklädd betesmark, 9040 Fjällbjörkskog</w:t>
+      </w:r>
+      <w:r>
+        <w:t xml:space="preserve"> och</w:t>
+      </w:r>
+      <w:r>
+        <w:rPr>
+          <w:i/>
+        </w:rPr>
+        <w:t xml:space="preserve"> 6530 Lövängar</w:t>
+      </w:r>
+      <w:r>
+        <w:t xml:space="preserve"> (SLU Artdatabanken, 2026; Nitare &amp; Skogsstyrelsen, 2019).</w:t>
+      </w:r>
+    </w:p>
+    <w:p>
+      <w:r>
+        <w:rPr>
+          <w:b/>
+        </w:rPr>
+        <w:t xml:space="preserve">Småflikig brosklav (NT) </w:t>
+      </w:r>
+      <w:r>
+        <w:t xml:space="preserve">signalerar i hela sitt utbredningsområde skogsbestånd med höga naturvärden. Den indikerar hög luftfuktighet och långvarig förekomst av asp. Småflikig brosklav är typisk art för </w:t>
+      </w:r>
+      <w:r>
+        <w:rPr>
+          <w:i/>
+        </w:rPr>
+        <w:t>9010 Taiga</w:t>
+      </w:r>
+      <w:r>
+        <w:t xml:space="preserve"> (Nitare &amp; Skogsstyrelsen, 2019; SLU Artdatabanken, 2025).</w:t>
+      </w:r>
+    </w:p>
+    <w:p>
+      <w:r>
+        <w:rPr>
+          <w:b/>
+        </w:rPr>
+        <w:t>Ullticka (NT)</w:t>
+      </w:r>
+      <w:r>
+        <w:t xml:space="preserve"> är knuten till restbestånd av barrnaturskog och förekommer med ett tydligt optimum i orörda eller måttligt påverkade gamla granskogar där det föreligger viss kontinuitet av grov död ved. Ullticka är en bra signalart inom hela sitt utbredningsområde och i södra Sverige är den sällsynt och en god signalart för skyddsvärda granskogsmiljöer. Den hotas av avverkning och fragmentering av naturskog och äldre granskog med lång trädkontinuitet. På ullticka kan ibland ulltickeporing (VU) påträffas - det är en sällsynt ticka som nyligen delats upp i de tre olika arterna ulltickeporing </w:t>
+      </w:r>
+      <w:r>
+        <w:rPr>
+          <w:i/>
+        </w:rPr>
+        <w:t xml:space="preserve">Skeletocutis brevispora </w:t>
+      </w:r>
+      <w:r>
+        <w:t>(VU)</w:t>
+      </w:r>
+      <w:r>
+        <w:rPr>
+          <w:i/>
+        </w:rPr>
+        <w:t>, Skeletocutis delicata</w:t>
+      </w:r>
+      <w:r>
+        <w:t xml:space="preserve"> (VU)</w:t>
+      </w:r>
+      <w:r>
+        <w:rPr>
+          <w:i/>
+        </w:rPr>
+        <w:t xml:space="preserve"> och Skeletocutis exilis</w:t>
+      </w:r>
+      <w:r>
+        <w:t xml:space="preserve"> (NT). Ullticka är typisk art för </w:t>
+      </w:r>
+      <w:r>
+        <w:rPr>
+          <w:i/>
+        </w:rPr>
+        <w:t xml:space="preserve">9010 Taiga, 9050 Näringsrik granskog </w:t>
+      </w:r>
+      <w:r>
+        <w:t xml:space="preserve">och </w:t>
+      </w:r>
+      <w:r>
+        <w:rPr>
+          <w:i/>
+        </w:rPr>
+        <w:t>9030 Landhöjningsskog</w:t>
+      </w:r>
+      <w:r>
+        <w:t xml:space="preserve"> (SLU Artdatabanken, 2026; Nitare &amp; Skogsstyrelsen, 2019; Miettinen &amp; Niemelä, 2018).</w:t>
+      </w:r>
+    </w:p>
+    <w:p>
+      <w:r>
+        <w:rPr>
+          <w:b/>
+        </w:rPr>
+        <w:t>Violettgrå tagellav (NT)</w:t>
+      </w:r>
+      <w:r>
+        <w:t xml:space="preserve"> växer nästan uteslutande i gamla olikåldriga barrnaturskogar med lång skoglig kontinuitet och är en utmärkt signal på skog med höga naturvärden. Slutavverkning av tidigare aldrig slutavverkad skog (kontinuitetsskog) är det största hotet. Biotopen nyskapas i begränsad omfattning och barrskog äldre än 160 år, där den violettgrå tagellaven huvudsakligen påträffas har minskat med 50% de senaste 50 åren. Lågproduktiv skogsmark där laven förekommer bör undantas från skogsbruk och rika förekomster i äldre granskog bör skyddas. Arten är känslig för uttorkning och det är väsentligt att tillräckligt stora bestånd avsätts. Violettgrå tagellav är typisk art för </w:t>
+      </w:r>
+      <w:r>
+        <w:rPr>
+          <w:i/>
+        </w:rPr>
+        <w:t>9010 Taiga</w:t>
+      </w:r>
+      <w:r>
+        <w:t xml:space="preserve"> (SLU Artdatabanken, 2024; Nitare &amp; Skogsstyrelsen, 2019).</w:t>
+      </w:r>
+    </w:p>
+    <w:p>
+      <w:r>
+        <w:rPr>
+          <w:b/>
+        </w:rPr>
+        <w:t>Bårdlav</w:t>
+      </w:r>
+      <w:r>
+        <w:t xml:space="preserve"> signalerar miljöer med höga naturvärden och på lokalerna finns vanligtvis många andra ovanliga och rödlistade arter. Den visar även på platser med hög och jämn luftfuktighet. På bårdlav och andra njurlavar (Nephroma) kan de sällsynta parasiterna </w:t>
+      </w:r>
+      <w:r>
+        <w:rPr>
+          <w:i/>
+        </w:rPr>
+        <w:t xml:space="preserve">Protounguicularia nephromatis </w:t>
+      </w:r>
+      <w:r>
+        <w:t xml:space="preserve">(VU) och </w:t>
+      </w:r>
+      <w:r>
+        <w:rPr>
+          <w:i/>
+        </w:rPr>
+        <w:t xml:space="preserve">Tremella nephromatis </w:t>
+      </w:r>
+      <w:r>
+        <w:t xml:space="preserve">(DD) påträffas. Bårdlav är typisk art för </w:t>
+      </w:r>
+      <w:r>
+        <w:rPr>
+          <w:i/>
+        </w:rPr>
+        <w:t xml:space="preserve">9010 Taiga, 9020 Nordlig ädellövskog, 9070 Trädklädd betesmark, 9110 Näringsfattig bokskog, 9160 Näringsrik ekskog, 9180 Ädellövskog i branter </w:t>
+      </w:r>
+      <w:r>
+        <w:t>och</w:t>
+      </w:r>
+      <w:r>
+        <w:rPr>
+          <w:i/>
+        </w:rPr>
+        <w:t xml:space="preserve"> 9190 Näringsfattig ekskog</w:t>
+      </w:r>
+      <w:r>
+        <w:t xml:space="preserve"> (SLU Artdatabanken, 2026; Nitare &amp; Skogsstyrelsen, 2019).</w:t>
+      </w:r>
+    </w:p>
+    <w:p>
+      <w:r>
+        <w:rPr>
+          <w:b/>
+        </w:rPr>
+        <w:t>Korallblylav</w:t>
+      </w:r>
+      <w:r>
+        <w:t xml:space="preserve"> växer på bark av asp, ask, rönn, sälg, bok och lönn och signalerar överallt skogsbestånd med höga naturvärden och den följs nästan alltid av andra ovanliga och rödlistade arter. Den indikerar hög och jämn luftfuktighet och växer främst i områden med lång skoglig kontinuitet där det funnits ett ständigt inslag av gamla lövträd. Korallblylav är typisk art för </w:t>
+      </w:r>
+      <w:r>
+        <w:rPr>
+          <w:i/>
+        </w:rPr>
+        <w:t xml:space="preserve">9020 Nordlig ädellövskog, 9070 Trädklädd betesmark, 9160 Näringsrik ekskog, 9180 Ädellövskog i branter </w:t>
+      </w:r>
+      <w:r>
+        <w:t>och</w:t>
+      </w:r>
+      <w:r>
+        <w:rPr>
+          <w:i/>
+        </w:rPr>
+        <w:t xml:space="preserve"> 9190 Näringsfattig ekskog</w:t>
+      </w:r>
+      <w:r>
+        <w:t xml:space="preserve"> (SLU Artdatabanken, 2024; Nitare &amp; Skogsstyrelsen, 2019).</w:t>
+      </w:r>
+    </w:p>
+    <w:p>
+      <w:r>
+        <w:rPr>
+          <w:b/>
+        </w:rPr>
+        <w:t xml:space="preserve">Skinnlav </w:t>
+      </w:r>
+      <w:r>
+        <w:t xml:space="preserve">förekommer på diverse lövträd, främst på gammal asp och sälg. Den påträffas främst i områden med lång kontinuitet av grova lövträd och signalerar skogsmark med höga naturvärden. På lokalerna förekommer som regel ett flertal andra ovanliga eller rödlistade lavar. I likhet med gelélavarna, etablerar sig skinnlaven i skogsmark på grova aspar i sena lövsuccessioner. Skinnlav är typisk art för </w:t>
+      </w:r>
+      <w:r>
+        <w:rPr>
+          <w:i/>
+        </w:rPr>
+        <w:t xml:space="preserve">9010 Taiga, 9020 Nordlig ädellövskog </w:t>
+      </w:r>
+      <w:r>
+        <w:t xml:space="preserve">och </w:t>
+      </w:r>
+      <w:r>
+        <w:rPr>
+          <w:i/>
+        </w:rPr>
+        <w:t xml:space="preserve">9070 Trädklädd betesmark </w:t>
+      </w:r>
+      <w:r>
+        <w:t>(Nitare &amp; Skogsstyrelsen, 2019; SLU Artdatabanken, 2025).</w:t>
+      </w:r>
+    </w:p>
+    <w:p>
+      <w:r>
+        <w:rPr>
+          <w:b/>
+        </w:rPr>
+        <w:t>Stor aspticka</w:t>
+      </w:r>
+      <w:r>
+        <w:t xml:space="preserve"> är knuten till gamla levande aspar och orsakar karaktäristiska inbuktningar i stammen (så kallad nekroser). Slutavverknings- och gallringsåtgärder i löv- och blandskogsbestånd som innebär att tillgången på grov asp minskar är ett hot mot arten. Det är viktigt att äldre aspar och aspbestånd sparas och för att gynna arten på sikt bör aspinslagen i t.ex. bergbranter, raviner, skogsbryn och kring äldre odlingsmarker generellt sparas i större utsträckning än vad som görs idag. Stor aspticka är typisk art för </w:t>
+      </w:r>
+      <w:r>
+        <w:rPr>
+          <w:i/>
+        </w:rPr>
+        <w:t xml:space="preserve">9010 Taiga </w:t>
+      </w:r>
+      <w:r>
+        <w:t xml:space="preserve">och </w:t>
+      </w:r>
+      <w:r>
+        <w:rPr>
+          <w:i/>
+        </w:rPr>
+        <w:t>9030 Landhöjningsskog</w:t>
+      </w:r>
+      <w:r>
+        <w:t xml:space="preserve"> (SLU Artdatabanken, 2024; Nitare &amp; Skogsstyrelsen, 2019).</w:t>
+      </w:r>
+    </w:p>
+    <w:p>
+      <w:r>
+        <w:rPr>
+          <w:b/>
+        </w:rPr>
+        <w:t>Stuplav</w:t>
+      </w:r>
+      <w:r>
+        <w:t xml:space="preserve"> är en mycket bra signalart i hela sitt utbredningsområde och förekommer nästan enbart i skogsmiljöer med höga naturvärden. Den indikerar långvarig förekomst av gamla lövträd och miljöer med konstant hög luftfuktighet. I skogar med suboceaniskt klimat finns det en mycket sällsynt parasit, njurlavsknapp </w:t>
+      </w:r>
+      <w:r>
+        <w:rPr>
+          <w:i/>
+        </w:rPr>
+        <w:t>Pletocarpon nephromeum</w:t>
+      </w:r>
+      <w:r>
+        <w:t xml:space="preserve"> (EN), som växer på stuplav. Ytterligare tre sällsynta lavparasiter, </w:t>
+      </w:r>
+      <w:r>
+        <w:rPr>
+          <w:i/>
+        </w:rPr>
+        <w:t>Protounguicularia nephromatis</w:t>
+      </w:r>
+      <w:r>
+        <w:t xml:space="preserve"> (VU), </w:t>
+      </w:r>
+      <w:r>
+        <w:rPr>
+          <w:i/>
+        </w:rPr>
+        <w:t>Refractohilum galligenum</w:t>
+      </w:r>
+      <w:r>
+        <w:t xml:space="preserve"> (NT) och </w:t>
+      </w:r>
+      <w:r>
+        <w:rPr>
+          <w:i/>
+        </w:rPr>
+        <w:t>Roselliniella nephromatis</w:t>
+      </w:r>
+      <w:r>
+        <w:t xml:space="preserve"> (DD), kan också påträffas på stuplav. Stuplav är typisk art för </w:t>
+      </w:r>
+      <w:r>
+        <w:rPr>
+          <w:i/>
+        </w:rPr>
+        <w:t>9010 Taiga</w:t>
+      </w:r>
+      <w:r>
+        <w:t xml:space="preserve"> (SLU Artdatabanken, 2026; Nitare &amp; Skogsstyrelsen, 2019).</w:t>
       </w:r>
     </w:p>
     <w:p>
@@ -304,450 +705,6 @@
       </w:r>
       <w:r>
         <w:t>. Den behöver grova träd, främst tall, asp och bok som boträd. Skogsbruk med korta omloppstider och täta, homogena ungskogar utgör det största hotet. Spillkråka är en nyckelart i skogliga miljöer vars övergivna bohål utnyttjas av flera andra hålhäckande fågelarter och fladdermöss, däribland pärluggla (EN, §4), knipa (§4), salskrake (§4) och skogsduva (§4). Hökuggla (VU, §4) och slaguggla (§4) häckar ofta i högstubbar som brutits av i höjd med ett gammalt spillkråkebo (SLU Artdatabanken, 2026; Skogsstyrelsen, 2016).</w:t>
-      </w:r>
-    </w:p>
-    <w:p>
-      <w:r>
-        <w:t>I BILAGA 1 finns mer detaljerad information om ekologi samt krav på livsmiljö hos fridlysta arter.</w:t>
-      </w:r>
-    </w:p>
-    <w:p>
-      <w:pPr>
-        <w:pStyle w:val="Heading2"/>
-      </w:pPr>
-      <w:r>
-        <w:t>Övriga naturvårdsarter</w:t>
-      </w:r>
-    </w:p>
-    <w:p>
-      <w:r>
-        <w:rPr>
-          <w:b/>
-        </w:rPr>
-        <w:t>Aspgelélav (VU)</w:t>
-      </w:r>
-      <w:r>
-        <w:t xml:space="preserve"> växer praktiskt taget enbart på asp i skog med hög luftfuktighet. Aspgelélav missgynnas vid slutavverkning. I norra Sverige hotas arten genom slutavverkning av äldre barrskog med åldriga aspar, ofta på skogsbergens sluttningar. Arten försvinner på aspar som lämnas kvar på hyggen. Aspgelélav (VU) är typisk art för </w:t>
-      </w:r>
-      <w:r>
-        <w:rPr>
-          <w:i/>
-        </w:rPr>
-        <w:t>9010 Taiga</w:t>
-      </w:r>
-      <w:r>
-        <w:t xml:space="preserve"> (SLU Artdatabanken, 2024).</w:t>
-      </w:r>
-    </w:p>
-    <w:p>
-      <w:r>
-        <w:rPr>
-          <w:b/>
-        </w:rPr>
-        <w:t>Bårdlav</w:t>
-      </w:r>
-      <w:r>
-        <w:t xml:space="preserve"> signalerar miljöer med höga naturvärden och på lokalerna finns vanligtvis många andra ovanliga och rödlistade arter. Den visar även på platser med hög och jämn luftfuktighet. På bårdlav och andra njurlavar (Nephroma) kan de sällsynta parasiterna </w:t>
-      </w:r>
-      <w:r>
-        <w:rPr>
-          <w:i/>
-        </w:rPr>
-        <w:t xml:space="preserve">Protounguicularia nephromatis </w:t>
-      </w:r>
-      <w:r>
-        <w:t xml:space="preserve">(VU) och </w:t>
-      </w:r>
-      <w:r>
-        <w:rPr>
-          <w:i/>
-        </w:rPr>
-        <w:t xml:space="preserve">Tremella nephromatis </w:t>
-      </w:r>
-      <w:r>
-        <w:t xml:space="preserve">(DD) påträffas. Bårdlav är typisk art för </w:t>
-      </w:r>
-      <w:r>
-        <w:rPr>
-          <w:i/>
-        </w:rPr>
-        <w:t xml:space="preserve">9010 Taiga, 9020 Nordlig ädellövskog, 9070 Trädklädd betesmark, 9110 Näringsfattig bokskog, 9160 Näringsrik ekskog, 9180 Ädellövskog i branter </w:t>
-      </w:r>
-      <w:r>
-        <w:t>och</w:t>
-      </w:r>
-      <w:r>
-        <w:rPr>
-          <w:i/>
-        </w:rPr>
-        <w:t xml:space="preserve"> 9190 Näringsfattig ekskog</w:t>
-      </w:r>
-      <w:r>
-        <w:t xml:space="preserve"> (SLU Artdatabanken, 2026; Nitare &amp; Skogsstyrelsen, 2019).</w:t>
-      </w:r>
-    </w:p>
-    <w:p>
-      <w:r>
-        <w:rPr>
-          <w:b/>
-        </w:rPr>
-        <w:t>Garnlav (VU)</w:t>
-      </w:r>
-      <w:r>
-        <w:t xml:space="preserve"> är en utpräglad barrskogsart som ibland kan drapera träden i norrländska grannaturskogar med hög luftfuktighet. Den förekommer även i talldominerade bestånd där den, förutom i trädens grenverk, påträffas hängande över ojämnheter i tallbarken. Arten har minskat starkt i södra och mellersta Sverige och den minskar även i sitt nordliga utbredningsområde. Minskningstakten uppgår till 30 (20–50) % inom 50 år och överstiger gränsvärdet för Sårbar (VU). Orsaken till tillbakagången beror främst på slutavverkningar av naturskogsartade skogar. Bestånd med riklig förekomst bör regelmässigt sparas, vilket även gynnar flera andra sällsynta och rödlistade arter. Garnlav är värdväxt för den mycket sällsynta och akut hotade fjärilen barrskogslavfly (CR) som hör hemma i boreala barrskogar med riklig förekomst av värdväxten. Tidigare kunde arten konstateras årligen på flera platser vid Dala-Floda i Dalarna innan lokalerna kalavverkades. Senaste fyndet i landet av barrskogslavfly är från år 2000 då den påträffades vid Högberget i Sollefteå kommun. Garnlav är typisk art för </w:t>
-      </w:r>
-      <w:r>
-        <w:rPr>
-          <w:i/>
-        </w:rPr>
-        <w:t xml:space="preserve">9010 Taiga </w:t>
-      </w:r>
-      <w:r>
-        <w:t>och</w:t>
-      </w:r>
-      <w:r>
-        <w:rPr>
-          <w:i/>
-        </w:rPr>
-        <w:t xml:space="preserve"> 9070 Trädklädd betesmark</w:t>
-      </w:r>
-      <w:r>
-        <w:t xml:space="preserve"> (SLU Artdatabanken, 2026).</w:t>
-      </w:r>
-    </w:p>
-    <w:p>
-      <w:r>
-        <w:rPr>
-          <w:b/>
-        </w:rPr>
-        <w:t>Kandelabersvamp (NT)</w:t>
-      </w:r>
-      <w:r>
-        <w:t xml:space="preserve"> är en mycket bra signalart på skyddsvärda skogsbestånd i hela sitt utbredningsområde. Svampen indikerar sena aspsuccessioner inom områden med konstant hög luftfuktighet. Kandelabersvamp är typisk art för </w:t>
-      </w:r>
-      <w:r>
-        <w:rPr>
-          <w:i/>
-        </w:rPr>
-        <w:t xml:space="preserve">9010 Taiga </w:t>
-      </w:r>
-      <w:r>
-        <w:t>(Nitare &amp; Skogsstyrelsen, 2019; SLU Artdatabanken, 2025).</w:t>
-      </w:r>
-    </w:p>
-    <w:p>
-      <w:r>
-        <w:rPr>
-          <w:b/>
-        </w:rPr>
-        <w:t>Kolflarnlav (NT)</w:t>
-      </w:r>
-      <w:r>
-        <w:t xml:space="preserve"> är brandberoende och växer nästan uteslutande på kolad hård kärnved av tall. Etableringen verkar ske först 100–300 år efter brand och nytt substrat nybildas i mycket begränsad omfattning. Avverkning av tallskog av naturskogskaraktär med spår av återkommande bränder är ett hot och mängden lämplig ved att växa på för arten minskar dels på grund av naturlig nedbrytning men framförallt på grund av att det förstörs i samband med slutavverkningar, gallringar och markberedning. Såväl kolflarnlav som mörk kolflarnlav har glänsande bålfjäll och förekommer främst i tall- och blandbarrskogar av naturskogskaraktär med spår av återkommande bränder. Skogar som dessa hyser höga biologiska värden och bör skyddas. Kolflarnlav är typisk art för </w:t>
-      </w:r>
-      <w:r>
-        <w:rPr>
-          <w:i/>
-        </w:rPr>
-        <w:t>9010 Taiga</w:t>
-      </w:r>
-      <w:r>
-        <w:t xml:space="preserve"> (SLU Artdatabanken, 2024).</w:t>
-      </w:r>
-    </w:p>
-    <w:p>
-      <w:r>
-        <w:rPr>
-          <w:b/>
-        </w:rPr>
-        <w:t>Korallblylav</w:t>
-      </w:r>
-      <w:r>
-        <w:t xml:space="preserve"> växer på bark av asp, ask, rönn, sälg, bok och lönn och signalerar överallt skogsbestånd med höga naturvärden och den följs nästan alltid av andra ovanliga och rödlistade arter. Den indikerar hög och jämn luftfuktighet och växer främst i områden med lång skoglig kontinuitet där det funnits ett ständigt inslag av gamla lövträd. Korallblylav är typisk art för </w:t>
-      </w:r>
-      <w:r>
-        <w:rPr>
-          <w:i/>
-        </w:rPr>
-        <w:t xml:space="preserve">9020 Nordlig ädellövskog, 9070 Trädklädd betesmark, 9160 Näringsrik ekskog, 9180 Ädellövskog i branter </w:t>
-      </w:r>
-      <w:r>
-        <w:t>och</w:t>
-      </w:r>
-      <w:r>
-        <w:rPr>
-          <w:i/>
-        </w:rPr>
-        <w:t xml:space="preserve"> 9190 Näringsfattig ekskog</w:t>
-      </w:r>
-      <w:r>
-        <w:t xml:space="preserve"> (SLU Artdatabanken, 2024; Nitare &amp; Skogsstyrelsen, 2019).</w:t>
-      </w:r>
-    </w:p>
-    <w:p>
-      <w:r>
-        <w:rPr>
-          <w:b/>
-        </w:rPr>
-        <w:t>Lunglav (NT)</w:t>
-      </w:r>
-      <w:r>
-        <w:t xml:space="preserve"> är en av vårt lands främsta signalarter som överallt indikerar gamla lövträd, skogsbestånd med höga naturvärden och ekosystem med långskoglig kontinuitet. Lokalt kan förekomsten vara mycket riklig men den hittas nästan enbart i gamla och ej slutavverkade skogar. Artens samtliga förekomster bör uppmärksammas från naturvårdssynpunkt, då många lokaler även hyser andra ovanliga och rödlistade arter. Rikliga förekomster bör skyddas med biotopskydd, frivilliga avsättningar eller reservat. På lunglav kan de sällsynta lavparasiterna lunglavshårprick (CR), </w:t>
-      </w:r>
-      <w:r>
-        <w:rPr>
-          <w:i/>
-        </w:rPr>
-        <w:t>Abrothallus diederichii</w:t>
-      </w:r>
-      <w:r>
-        <w:t xml:space="preserve"> (VU), </w:t>
-      </w:r>
-      <w:r>
-        <w:rPr>
-          <w:i/>
-        </w:rPr>
-        <w:t>Abrothallus lobariae</w:t>
-      </w:r>
-      <w:r>
-        <w:t xml:space="preserve"> (VU), </w:t>
-      </w:r>
-      <w:r>
-        <w:rPr>
-          <w:i/>
-        </w:rPr>
-        <w:t>Calycina lobariae</w:t>
-      </w:r>
-      <w:r>
-        <w:t xml:space="preserve"> (VU), lunglavsknapp (VU) och skrovelmössing (VU) påträffas. Lunglav är typisk art för </w:t>
-      </w:r>
-      <w:r>
-        <w:rPr>
-          <w:i/>
-        </w:rPr>
-        <w:t>9010 Taiga, 9020 Nordlig ädellövskog, 9110 Näringsfattig bokskog, 9130 Näringsrik bokskog, 9160 Näringsrik ekskog, 9180 Ädellövskog i branter, 9190 Näringsfattig ekskog, 9070 Trädklädd betesmark, 9040 Fjällbjörkskog</w:t>
-      </w:r>
-      <w:r>
-        <w:t xml:space="preserve"> och</w:t>
-      </w:r>
-      <w:r>
-        <w:rPr>
-          <w:i/>
-        </w:rPr>
-        <w:t xml:space="preserve"> 6530 Lövängar</w:t>
-      </w:r>
-      <w:r>
-        <w:t xml:space="preserve"> (SLU Artdatabanken, 2026; Nitare &amp; Skogsstyrelsen, 2019).</w:t>
-      </w:r>
-    </w:p>
-    <w:p>
-      <w:r>
-        <w:rPr>
-          <w:b/>
-        </w:rPr>
-        <w:t xml:space="preserve">Skinnlav </w:t>
-      </w:r>
-      <w:r>
-        <w:t xml:space="preserve">förekommer på diverse lövträd, främst på gammal asp och sälg. Den påträffas främst i områden med lång kontinuitet av grova lövträd och signalerar skogsmark med höga naturvärden. På lokalerna förekommer som regel ett flertal andra ovanliga eller rödlistade lavar. I likhet med gelélavarna, etablerar sig skinnlaven i skogsmark på grova aspar i sena lövsuccessioner. Skinnlav är typisk art för </w:t>
-      </w:r>
-      <w:r>
-        <w:rPr>
-          <w:i/>
-        </w:rPr>
-        <w:t xml:space="preserve">9010 Taiga, 9020 Nordlig ädellövskog </w:t>
-      </w:r>
-      <w:r>
-        <w:t xml:space="preserve">och </w:t>
-      </w:r>
-      <w:r>
-        <w:rPr>
-          <w:i/>
-        </w:rPr>
-        <w:t xml:space="preserve">9070 Trädklädd betesmark </w:t>
-      </w:r>
-      <w:r>
-        <w:t>(Nitare &amp; Skogsstyrelsen, 2019; SLU Artdatabanken, 2025).</w:t>
-      </w:r>
-    </w:p>
-    <w:p>
-      <w:r>
-        <w:rPr>
-          <w:b/>
-        </w:rPr>
-        <w:t xml:space="preserve">Småflikig brosklav (NT) </w:t>
-      </w:r>
-      <w:r>
-        <w:t xml:space="preserve">signalerar i hela sitt utbredningsområde skogsbestånd med höga naturvärden. Den indikerar hög luftfuktighet och långvarig förekomst av asp. Småflikig brosklav är typisk art för </w:t>
-      </w:r>
-      <w:r>
-        <w:rPr>
-          <w:i/>
-        </w:rPr>
-        <w:t>9010 Taiga</w:t>
-      </w:r>
-      <w:r>
-        <w:t xml:space="preserve"> (Nitare &amp; Skogsstyrelsen, 2019; SLU Artdatabanken, 2025).</w:t>
-      </w:r>
-    </w:p>
-    <w:p>
-      <w:r>
-        <w:rPr>
-          <w:b/>
-        </w:rPr>
-        <w:t>Stor aspticka</w:t>
-      </w:r>
-      <w:r>
-        <w:t xml:space="preserve"> är knuten till gamla levande aspar och orsakar karaktäristiska inbuktningar i stammen (så kallad nekroser). Slutavverknings- och gallringsåtgärder i löv- och blandskogsbestånd som innebär att tillgången på grov asp minskar är ett hot mot arten. Det är viktigt att äldre aspar och aspbestånd sparas och för att gynna arten på sikt bör aspinslagen i t.ex. bergbranter, raviner, skogsbryn och kring äldre odlingsmarker generellt sparas i större utsträckning än vad som görs idag. Stor aspticka är typisk art för </w:t>
-      </w:r>
-      <w:r>
-        <w:rPr>
-          <w:i/>
-        </w:rPr>
-        <w:t xml:space="preserve">9010 Taiga </w:t>
-      </w:r>
-      <w:r>
-        <w:t xml:space="preserve">och </w:t>
-      </w:r>
-      <w:r>
-        <w:rPr>
-          <w:i/>
-        </w:rPr>
-        <w:t>9030 Landhöjningsskog</w:t>
-      </w:r>
-      <w:r>
-        <w:t xml:space="preserve"> (SLU Artdatabanken, 2024; Nitare &amp; Skogsstyrelsen, 2019).</w:t>
-      </w:r>
-    </w:p>
-    <w:p>
-      <w:r>
-        <w:rPr>
-          <w:b/>
-        </w:rPr>
-        <w:t>Stuplav</w:t>
-      </w:r>
-      <w:r>
-        <w:t xml:space="preserve"> är en mycket bra signalart i hela sitt utbredningsområde och förekommer nästan enbart i skogsmiljöer med höga naturvärden. Den indikerar långvarig förekomst av gamla lövträd och miljöer med konstant hög luftfuktighet. I skogar med suboceaniskt klimat finns det en mycket sällsynt parasit, njurlavsknapp </w:t>
-      </w:r>
-      <w:r>
-        <w:rPr>
-          <w:i/>
-        </w:rPr>
-        <w:t>Pletocarpon nephromeum</w:t>
-      </w:r>
-      <w:r>
-        <w:t xml:space="preserve"> (EN), som växer på stuplav. Ytterligare tre sällsynta lavparasiter, </w:t>
-      </w:r>
-      <w:r>
-        <w:rPr>
-          <w:i/>
-        </w:rPr>
-        <w:t>Protounguicularia nephromatis</w:t>
-      </w:r>
-      <w:r>
-        <w:t xml:space="preserve"> (VU), </w:t>
-      </w:r>
-      <w:r>
-        <w:rPr>
-          <w:i/>
-        </w:rPr>
-        <w:t>Refractohilum galligenum</w:t>
-      </w:r>
-      <w:r>
-        <w:t xml:space="preserve"> (NT) och </w:t>
-      </w:r>
-      <w:r>
-        <w:rPr>
-          <w:i/>
-        </w:rPr>
-        <w:t>Roselliniella nephromatis</w:t>
-      </w:r>
-      <w:r>
-        <w:t xml:space="preserve"> (DD), kan också påträffas på stuplav. Stuplav är typisk art för </w:t>
-      </w:r>
-      <w:r>
-        <w:rPr>
-          <w:i/>
-        </w:rPr>
-        <w:t>9010 Taiga</w:t>
-      </w:r>
-      <w:r>
-        <w:t xml:space="preserve"> (SLU Artdatabanken, 2026; Nitare &amp; Skogsstyrelsen, 2019).</w:t>
-      </w:r>
-    </w:p>
-    <w:p>
-      <w:r>
-        <w:rPr>
-          <w:b/>
-        </w:rPr>
-        <w:t>Ullticka (NT)</w:t>
-      </w:r>
-      <w:r>
-        <w:t xml:space="preserve"> är knuten till restbestånd av barrnaturskog och förekommer med ett tydligt optimum i orörda eller måttligt påverkade gamla granskogar där det föreligger viss kontinuitet av grov död ved. Ullticka är en bra signalart inom hela sitt utbredningsområde och i södra Sverige är den sällsynt och en god signalart för skyddsvärda granskogsmiljöer. Den hotas av avverkning och fragmentering av naturskog och äldre granskog med lång trädkontinuitet. På ullticka kan ibland ulltickeporing (VU) påträffas - det är en sällsynt ticka som nyligen delats upp i de tre olika arterna ulltickeporing </w:t>
-      </w:r>
-      <w:r>
-        <w:rPr>
-          <w:i/>
-        </w:rPr>
-        <w:t xml:space="preserve">Skeletocutis brevispora </w:t>
-      </w:r>
-      <w:r>
-        <w:t>(VU)</w:t>
-      </w:r>
-      <w:r>
-        <w:rPr>
-          <w:i/>
-        </w:rPr>
-        <w:t>, Skeletocutis delicata</w:t>
-      </w:r>
-      <w:r>
-        <w:t xml:space="preserve"> (VU)</w:t>
-      </w:r>
-      <w:r>
-        <w:rPr>
-          <w:i/>
-        </w:rPr>
-        <w:t xml:space="preserve"> och Skeletocutis exilis</w:t>
-      </w:r>
-      <w:r>
-        <w:t xml:space="preserve"> (NT). Ullticka är typisk art för </w:t>
-      </w:r>
-      <w:r>
-        <w:rPr>
-          <w:i/>
-        </w:rPr>
-        <w:t xml:space="preserve">9010 Taiga, 9050 Näringsrik granskog </w:t>
-      </w:r>
-      <w:r>
-        <w:t xml:space="preserve">och </w:t>
-      </w:r>
-      <w:r>
-        <w:rPr>
-          <w:i/>
-        </w:rPr>
-        <w:t>9030 Landhöjningsskog</w:t>
-      </w:r>
-      <w:r>
-        <w:t xml:space="preserve"> (SLU Artdatabanken, 2026; Nitare &amp; Skogsstyrelsen, 2019; Miettinen &amp; Niemelä, 2018).</w:t>
-      </w:r>
-    </w:p>
-    <w:p>
-      <w:r>
-        <w:rPr>
-          <w:b/>
-        </w:rPr>
-        <w:t>Violettgrå tagellav (NT)</w:t>
-      </w:r>
-      <w:r>
-        <w:t xml:space="preserve"> växer nästan uteslutande i gamla olikåldriga barrnaturskogar med lång skoglig kontinuitet och är en utmärkt signal på skog med höga naturvärden. Slutavverkning av tidigare aldrig slutavverkad skog (kontinuitetsskog) är det största hotet. Biotopen nyskapas i begränsad omfattning och barrskog äldre än 160 år, där den violettgrå tagellaven huvudsakligen påträffas har minskat med 50% de senaste 50 åren. Lågproduktiv skogsmark där laven förekommer bör undantas från skogsbruk och rika förekomster i äldre granskog bör skyddas. Arten är känslig för uttorkning och det är väsentligt att tillräckligt stora bestånd avsätts. Violettgrå tagellav är typisk art för </w:t>
-      </w:r>
-      <w:r>
-        <w:rPr>
-          <w:i/>
-        </w:rPr>
-        <w:t>9010 Taiga</w:t>
-      </w:r>
-      <w:r>
-        <w:t xml:space="preserve"> (SLU Artdatabanken, 2024; Nitare &amp; Skogsstyrelsen, 2019).</w:t>
       </w:r>
     </w:p>
     <w:p>
@@ -1357,7 +1314,7 @@
     <w:r>
       <w:tab/>
       <w:tab/>
-      <w:t>2026-06-20</w:t>
+      <w:t>2026-06-21</w:t>
       <w:br/>
       <w:br/>
     </w:r>

--- a/klagomål/A 27808-2026 FSC-klagomål.docx
+++ b/klagomål/A 27808-2026 FSC-klagomål.docx
@@ -1314,7 +1314,7 @@
     <w:r>
       <w:tab/>
       <w:tab/>
-      <w:t>2026-06-21</w:t>
+      <w:t>2026-06-22</w:t>
       <w:br/>
       <w:br/>
     </w:r>

--- a/klagomål/A 27808-2026 FSC-klagomål.docx
+++ b/klagomål/A 27808-2026 FSC-klagomål.docx
@@ -1314,7 +1314,7 @@
     <w:r>
       <w:tab/>
       <w:tab/>
-      <w:t>2026-06-22</w:t>
+      <w:t>2026-06-23</w:t>
       <w:br/>
       <w:br/>
     </w:r>

--- a/klagomål/A 27808-2026 FSC-klagomål.docx
+++ b/klagomål/A 27808-2026 FSC-klagomål.docx
@@ -1314,7 +1314,7 @@
     <w:r>
       <w:tab/>
       <w:tab/>
-      <w:t>2026-06-23</w:t>
+      <w:t>2026-06-24</w:t>
       <w:br/>
       <w:br/>
     </w:r>

--- a/klagomål/A 27808-2026 FSC-klagomål.docx
+++ b/klagomål/A 27808-2026 FSC-klagomål.docx
@@ -1314,7 +1314,7 @@
     <w:r>
       <w:tab/>
       <w:tab/>
-      <w:t>2026-06-24</w:t>
+      <w:t>2026-06-25</w:t>
       <w:br/>
       <w:br/>
     </w:r>

--- a/klagomål/A 27808-2026 FSC-klagomål.docx
+++ b/klagomål/A 27808-2026 FSC-klagomål.docx
@@ -1314,7 +1314,7 @@
     <w:r>
       <w:tab/>
       <w:tab/>
-      <w:t>2026-06-25</w:t>
+      <w:t>2026-06-26</w:t>
       <w:br/>
       <w:br/>
     </w:r>

--- a/klagomål/A 27808-2026 FSC-klagomål.docx
+++ b/klagomål/A 27808-2026 FSC-klagomål.docx
@@ -1314,7 +1314,7 @@
     <w:r>
       <w:tab/>
       <w:tab/>
-      <w:t>2026-06-26</w:t>
+      <w:t>2026-06-27</w:t>
       <w:br/>
       <w:br/>
     </w:r>

--- a/klagomål/A 27808-2026 FSC-klagomål.docx
+++ b/klagomål/A 27808-2026 FSC-klagomål.docx
@@ -1314,7 +1314,7 @@
     <w:r>
       <w:tab/>
       <w:tab/>
-      <w:t>2026-06-27</w:t>
+      <w:t>2026-06-28</w:t>
       <w:br/>
       <w:br/>
     </w:r>

--- a/klagomål/A 27808-2026 FSC-klagomål.docx
+++ b/klagomål/A 27808-2026 FSC-klagomål.docx
@@ -1314,7 +1314,7 @@
     <w:r>
       <w:tab/>
       <w:tab/>
-      <w:t>2026-06-28</w:t>
+      <w:t>2026-06-29</w:t>
       <w:br/>
       <w:br/>
     </w:r>

--- a/klagomål/A 27808-2026 FSC-klagomål.docx
+++ b/klagomål/A 27808-2026 FSC-klagomål.docx
@@ -1314,7 +1314,7 @@
     <w:r>
       <w:tab/>
       <w:tab/>
-      <w:t>2026-06-29</w:t>
+      <w:t>2026-06-30</w:t>
       <w:br/>
       <w:br/>
     </w:r>

--- a/klagomål/A 27808-2026 FSC-klagomål.docx
+++ b/klagomål/A 27808-2026 FSC-klagomål.docx
@@ -1314,7 +1314,7 @@
     <w:r>
       <w:tab/>
       <w:tab/>
-      <w:t>2026-06-30</w:t>
+      <w:t>2026-07-01</w:t>
       <w:br/>
       <w:br/>
     </w:r>

--- a/klagomål/A 27808-2026 FSC-klagomål.docx
+++ b/klagomål/A 27808-2026 FSC-klagomål.docx
@@ -1314,7 +1314,7 @@
     <w:r>
       <w:tab/>
       <w:tab/>
-      <w:t>2026-07-01</w:t>
+      <w:t>2026-07-02</w:t>
       <w:br/>
       <w:br/>
     </w:r>

--- a/klagomål/A 27808-2026 FSC-klagomål.docx
+++ b/klagomål/A 27808-2026 FSC-klagomål.docx
@@ -1314,7 +1314,7 @@
     <w:r>
       <w:tab/>
       <w:tab/>
-      <w:t>2026-07-13</w:t>
+      <w:t>2026-07-14</w:t>
       <w:br/>
       <w:br/>
     </w:r>

--- a/klagomål/A 27808-2026 FSC-klagomål.docx
+++ b/klagomål/A 27808-2026 FSC-klagomål.docx
@@ -1314,7 +1314,7 @@
     <w:r>
       <w:tab/>
       <w:tab/>
-      <w:t>2026-07-14</w:t>
+      <w:t>2026-07-15</w:t>
       <w:br/>
       <w:br/>
     </w:r>

--- a/klagomål/A 27808-2026 FSC-klagomål.docx
+++ b/klagomål/A 27808-2026 FSC-klagomål.docx
@@ -1314,7 +1314,7 @@
     <w:r>
       <w:tab/>
       <w:tab/>
-      <w:t>2026-07-15</w:t>
+      <w:t>2026-07-16</w:t>
       <w:br/>
       <w:br/>
     </w:r>

--- a/klagomål/A 27808-2026 FSC-klagomål.docx
+++ b/klagomål/A 27808-2026 FSC-klagomål.docx
@@ -1314,7 +1314,7 @@
     <w:r>
       <w:tab/>
       <w:tab/>
-      <w:t>2026-07-16</w:t>
+      <w:t>2026-07-17</w:t>
       <w:br/>
       <w:br/>
     </w:r>

--- a/klagomål/A 27808-2026 FSC-klagomål.docx
+++ b/klagomål/A 27808-2026 FSC-klagomål.docx
@@ -1314,7 +1314,7 @@
     <w:r>
       <w:tab/>
       <w:tab/>
-      <w:t>2026-07-17</w:t>
+      <w:t>2026-07-18</w:t>
       <w:br/>
       <w:br/>
     </w:r>

--- a/klagomål/A 27808-2026 FSC-klagomål.docx
+++ b/klagomål/A 27808-2026 FSC-klagomål.docx
@@ -1314,7 +1314,7 @@
     <w:r>
       <w:tab/>
       <w:tab/>
-      <w:t>2026-07-18</w:t>
+      <w:t>2026-07-19</w:t>
       <w:br/>
       <w:br/>
     </w:r>

--- a/klagomål/A 27808-2026 FSC-klagomål.docx
+++ b/klagomål/A 27808-2026 FSC-klagomål.docx
@@ -1314,7 +1314,7 @@
     <w:r>
       <w:tab/>
       <w:tab/>
-      <w:t>2026-07-19</w:t>
+      <w:t>2026-07-20</w:t>
       <w:br/>
       <w:br/>
     </w:r>

--- a/klagomål/A 27808-2026 FSC-klagomål.docx
+++ b/klagomål/A 27808-2026 FSC-klagomål.docx
@@ -1314,7 +1314,7 @@
     <w:r>
       <w:tab/>
       <w:tab/>
-      <w:t>2026-07-20</w:t>
+      <w:t>2026-07-21</w:t>
       <w:br/>
       <w:br/>
     </w:r>

--- a/klagomål/A 27808-2026 FSC-klagomål.docx
+++ b/klagomål/A 27808-2026 FSC-klagomål.docx
@@ -1314,7 +1314,7 @@
     <w:r>
       <w:tab/>
       <w:tab/>
-      <w:t>2026-07-21</w:t>
+      <w:t>2026-07-22</w:t>
       <w:br/>
       <w:br/>
     </w:r>

--- a/klagomål/A 27808-2026 FSC-klagomål.docx
+++ b/klagomål/A 27808-2026 FSC-klagomål.docx
@@ -1314,7 +1314,7 @@
     <w:r>
       <w:tab/>
       <w:tab/>
-      <w:t>2026-07-22</w:t>
+      <w:t>2026-07-23</w:t>
       <w:br/>
       <w:br/>
     </w:r>

--- a/klagomål/A 27808-2026 FSC-klagomål.docx
+++ b/klagomål/A 27808-2026 FSC-klagomål.docx
@@ -1314,7 +1314,7 @@
     <w:r>
       <w:tab/>
       <w:tab/>
-      <w:t>2026-07-23</w:t>
+      <w:t>2026-07-24</w:t>
       <w:br/>
       <w:br/>
     </w:r>

--- a/klagomål/A 27808-2026 FSC-klagomål.docx
+++ b/klagomål/A 27808-2026 FSC-klagomål.docx
@@ -1314,7 +1314,7 @@
     <w:r>
       <w:tab/>
       <w:tab/>
-      <w:t>2026-07-24</w:t>
+      <w:t>2026-07-25</w:t>
       <w:br/>
       <w:br/>
     </w:r>

--- a/klagomål/A 27808-2026 FSC-klagomål.docx
+++ b/klagomål/A 27808-2026 FSC-klagomål.docx
@@ -1314,7 +1314,7 @@
     <w:r>
       <w:tab/>
       <w:tab/>
-      <w:t>2026-07-25</w:t>
+      <w:t>2026-07-26</w:t>
       <w:br/>
       <w:br/>
     </w:r>

--- a/klagomål/A 27808-2026 FSC-klagomål.docx
+++ b/klagomål/A 27808-2026 FSC-klagomål.docx
@@ -1314,7 +1314,7 @@
     <w:r>
       <w:tab/>
       <w:tab/>
-      <w:t>2026-07-26</w:t>
+      <w:t>2026-07-27</w:t>
       <w:br/>
       <w:br/>
     </w:r>

--- a/klagomål/A 27808-2026 FSC-klagomål.docx
+++ b/klagomål/A 27808-2026 FSC-klagomål.docx
@@ -1314,7 +1314,7 @@
     <w:r>
       <w:tab/>
       <w:tab/>
-      <w:t>2026-07-27</w:t>
+      <w:t>2026-07-28</w:t>
       <w:br/>
       <w:br/>
     </w:r>

--- a/klagomål/A 27808-2026 FSC-klagomål.docx
+++ b/klagomål/A 27808-2026 FSC-klagomål.docx
@@ -1314,7 +1314,7 @@
     <w:r>
       <w:tab/>
       <w:tab/>
-      <w:t>2026-07-28</w:t>
+      <w:t>2026-07-29</w:t>
       <w:br/>
       <w:br/>
     </w:r>

--- a/klagomål/A 27808-2026 FSC-klagomål.docx
+++ b/klagomål/A 27808-2026 FSC-klagomål.docx
@@ -1314,7 +1314,7 @@
     <w:r>
       <w:tab/>
       <w:tab/>
-      <w:t>2026-07-29</w:t>
+      <w:t>2026-07-30</w:t>
       <w:br/>
       <w:br/>
     </w:r>

--- a/klagomål/A 27808-2026 FSC-klagomål.docx
+++ b/klagomål/A 27808-2026 FSC-klagomål.docx
@@ -1314,7 +1314,7 @@
     <w:r>
       <w:tab/>
       <w:tab/>
-      <w:t>2026-07-30</w:t>
+      <w:t>2026-07-31</w:t>
       <w:br/>
       <w:br/>
     </w:r>

--- a/klagomål/A 27808-2026 FSC-klagomål.docx
+++ b/klagomål/A 27808-2026 FSC-klagomål.docx
@@ -1314,7 +1314,7 @@
     <w:r>
       <w:tab/>
       <w:tab/>
-      <w:t>2026-07-31</w:t>
+      <w:t>2026-08-01</w:t>
       <w:br/>
       <w:br/>
     </w:r>

--- a/klagomål/A 27808-2026 FSC-klagomål.docx
+++ b/klagomål/A 27808-2026 FSC-klagomål.docx
@@ -1314,7 +1314,7 @@
     <w:r>
       <w:tab/>
       <w:tab/>
-      <w:t>2026-08-01</w:t>
+      <w:t>2026-08-02</w:t>
       <w:br/>
       <w:br/>
     </w:r>

--- a/klagomål/A 27808-2026 FSC-klagomål.docx
+++ b/klagomål/A 27808-2026 FSC-klagomål.docx
@@ -1314,7 +1314,7 @@
     <w:r>
       <w:tab/>
       <w:tab/>
-      <w:t>2026-08-02</w:t>
+      <w:t>2026-08-03</w:t>
       <w:br/>
       <w:br/>
     </w:r>

--- a/klagomål/A 27808-2026 FSC-klagomål.docx
+++ b/klagomål/A 27808-2026 FSC-klagomål.docx
@@ -1314,7 +1314,7 @@
     <w:r>
       <w:tab/>
       <w:tab/>
-      <w:t>2026-08-03</w:t>
+      <w:t>2026-08-05</w:t>
       <w:br/>
       <w:br/>
     </w:r>

--- a/klagomål/A 27808-2026 FSC-klagomål.docx
+++ b/klagomål/A 27808-2026 FSC-klagomål.docx
@@ -1314,7 +1314,7 @@
     <w:r>
       <w:tab/>
       <w:tab/>
-      <w:t>2026-08-05</w:t>
+      <w:t>2026-08-07</w:t>
       <w:br/>
       <w:br/>
     </w:r>

--- a/klagomål/A 27808-2026 FSC-klagomål.docx
+++ b/klagomål/A 27808-2026 FSC-klagomål.docx
@@ -1314,7 +1314,7 @@
     <w:r>
       <w:tab/>
       <w:tab/>
-      <w:t>2026-08-07</w:t>
+      <w:t>2026-08-08</w:t>
       <w:br/>
       <w:br/>
     </w:r>

--- a/klagomål/A 27808-2026 FSC-klagomål.docx
+++ b/klagomål/A 27808-2026 FSC-klagomål.docx
@@ -216,7 +216,7 @@
         <w:spacing w:after="240"/>
       </w:pPr>
       <w:r>
-        <w:t>Figur 1. Fyndplatser för naturvårdsarter i avverkningsanmälan. Markörer utan svart kant är placerade på fyndplatsen. Markörer med svart kant är placerade vid sidan av fyndplatsen har ett svart streck som visar fyndplatsens exakta position. Kartans mittpunktskoordinat är N 6960593, E 610961 i SWEREF 99 TM.</w:t>
+        <w:t>Figur 1. Fyndplatser för naturvårdsarter i avverkningsanmälan. Markörer utan svart kant är placerade på fyndplatsen. Markörer med svart kant är placerade vid sidan av fyndplatsen och har ett svart streck som visar fyndplatsens exakta position. Kartans mittpunktskoordinat är N 6960593, E 610961 i SWEREF 99 TM.</w:t>
       </w:r>
     </w:p>
     <w:p>
@@ -1314,7 +1314,7 @@
     <w:r>
       <w:tab/>
       <w:tab/>
-      <w:t>2026-08-14</w:t>
+      <w:t>2026-08-15</w:t>
       <w:br/>
       <w:br/>
     </w:r>

--- a/klagomål/A 27808-2026 FSC-klagomål.docx
+++ b/klagomål/A 27808-2026 FSC-klagomål.docx
@@ -1314,7 +1314,7 @@
     <w:r>
       <w:tab/>
       <w:tab/>
-      <w:t>2026-08-15</w:t>
+      <w:t>2026-08-16</w:t>
       <w:br/>
       <w:br/>
     </w:r>

--- a/klagomål/A 27808-2026 FSC-klagomål.docx
+++ b/klagomål/A 27808-2026 FSC-klagomål.docx
@@ -1314,7 +1314,7 @@
     <w:r>
       <w:tab/>
       <w:tab/>
-      <w:t>2026-08-16</w:t>
+      <w:t>2026-08-17</w:t>
       <w:br/>
       <w:br/>
     </w:r>

--- a/klagomål/A 27808-2026 FSC-klagomål.docx
+++ b/klagomål/A 27808-2026 FSC-klagomål.docx
@@ -1314,7 +1314,7 @@
     <w:r>
       <w:tab/>
       <w:tab/>
-      <w:t>2026-08-17</w:t>
+      <w:t>2026-08-18</w:t>
       <w:br/>
       <w:br/>
     </w:r>

--- a/klagomål/A 27808-2026 FSC-klagomål.docx
+++ b/klagomål/A 27808-2026 FSC-klagomål.docx
@@ -1314,7 +1314,7 @@
     <w:r>
       <w:tab/>
       <w:tab/>
-      <w:t>2026-08-18</w:t>
+      <w:t>2026-08-19</w:t>
       <w:br/>
       <w:br/>
     </w:r>

--- a/klagomål/A 27808-2026 FSC-klagomål.docx
+++ b/klagomål/A 27808-2026 FSC-klagomål.docx
@@ -1314,7 +1314,7 @@
     <w:r>
       <w:tab/>
       <w:tab/>
-      <w:t>2026-08-19</w:t>
+      <w:t>2026-08-20</w:t>
       <w:br/>
       <w:br/>
     </w:r>

--- a/klagomål/A 27808-2026 FSC-klagomål.docx
+++ b/klagomål/A 27808-2026 FSC-klagomål.docx
@@ -1314,7 +1314,7 @@
     <w:r>
       <w:tab/>
       <w:tab/>
-      <w:t>2026-08-20</w:t>
+      <w:t>2026-08-21</w:t>
       <w:br/>
       <w:br/>
     </w:r>

--- a/klagomål/A 27808-2026 FSC-klagomål.docx
+++ b/klagomål/A 27808-2026 FSC-klagomål.docx
@@ -1314,7 +1314,7 @@
     <w:r>
       <w:tab/>
       <w:tab/>
-      <w:t>2026-08-21</w:t>
+      <w:t>2026-08-22</w:t>
       <w:br/>
       <w:br/>
     </w:r>

--- a/klagomål/A 27808-2026 FSC-klagomål.docx
+++ b/klagomål/A 27808-2026 FSC-klagomål.docx
@@ -1314,7 +1314,7 @@
     <w:r>
       <w:tab/>
       <w:tab/>
-      <w:t>2026-08-22</w:t>
+      <w:t>2026-08-23</w:t>
       <w:br/>
       <w:br/>
     </w:r>

--- a/klagomål/A 27808-2026 FSC-klagomål.docx
+++ b/klagomål/A 27808-2026 FSC-klagomål.docx
@@ -1314,7 +1314,7 @@
     <w:r>
       <w:tab/>
       <w:tab/>
-      <w:t>2026-08-23</w:t>
+      <w:t>2026-08-24</w:t>
       <w:br/>
       <w:br/>
     </w:r>

--- a/klagomål/A 27808-2026 FSC-klagomål.docx
+++ b/klagomål/A 27808-2026 FSC-klagomål.docx
@@ -1314,7 +1314,7 @@
     <w:r>
       <w:tab/>
       <w:tab/>
-      <w:t>2026-08-24</w:t>
+      <w:t>2026-08-25</w:t>
       <w:br/>
       <w:br/>
     </w:r>

--- a/klagomål/A 27808-2026 FSC-klagomål.docx
+++ b/klagomål/A 27808-2026 FSC-klagomål.docx
@@ -1314,7 +1314,7 @@
     <w:r>
       <w:tab/>
       <w:tab/>
-      <w:t>2026-08-25</w:t>
+      <w:t>2026-08-26</w:t>
       <w:br/>
       <w:br/>
     </w:r>

--- a/klagomål/A 27808-2026 FSC-klagomål.docx
+++ b/klagomål/A 27808-2026 FSC-klagomål.docx
@@ -1314,7 +1314,7 @@
     <w:r>
       <w:tab/>
       <w:tab/>
-      <w:t>2026-08-26</w:t>
+      <w:t>2026-08-27</w:t>
       <w:br/>
       <w:br/>
     </w:r>

--- a/klagomål/A 27808-2026 FSC-klagomål.docx
+++ b/klagomål/A 27808-2026 FSC-klagomål.docx
@@ -1314,7 +1314,7 @@
     <w:r>
       <w:tab/>
       <w:tab/>
-      <w:t>2026-08-27</w:t>
+      <w:t>2026-08-28</w:t>
       <w:br/>
       <w:br/>
     </w:r>

--- a/klagomål/A 27808-2026 FSC-klagomål.docx
+++ b/klagomål/A 27808-2026 FSC-klagomål.docx
@@ -1314,7 +1314,7 @@
     <w:r>
       <w:tab/>
       <w:tab/>
-      <w:t>2026-08-28</w:t>
+      <w:t>2026-08-29</w:t>
       <w:br/>
       <w:br/>
     </w:r>

--- a/klagomål/A 27808-2026 FSC-klagomål.docx
+++ b/klagomål/A 27808-2026 FSC-klagomål.docx
@@ -1314,7 +1314,7 @@
     <w:r>
       <w:tab/>
       <w:tab/>
-      <w:t>2026-08-29</w:t>
+      <w:t>2026-08-31</w:t>
       <w:br/>
       <w:br/>
     </w:r>

--- a/klagomål/A 27808-2026 FSC-klagomål.docx
+++ b/klagomål/A 27808-2026 FSC-klagomål.docx
@@ -1314,7 +1314,7 @@
     <w:r>
       <w:tab/>
       <w:tab/>
-      <w:t>2026-08-31</w:t>
+      <w:t>2026-09-01</w:t>
       <w:br/>
       <w:br/>
     </w:r>

--- a/klagomål/A 27808-2026 FSC-klagomål.docx
+++ b/klagomål/A 27808-2026 FSC-klagomål.docx
@@ -1314,7 +1314,7 @@
     <w:r>
       <w:tab/>
       <w:tab/>
-      <w:t>2026-09-01</w:t>
+      <w:t>2026-09-02</w:t>
       <w:br/>
       <w:br/>
     </w:r>

--- a/klagomål/A 27808-2026 FSC-klagomål.docx
+++ b/klagomål/A 27808-2026 FSC-klagomål.docx
@@ -1314,7 +1314,7 @@
     <w:r>
       <w:tab/>
       <w:tab/>
-      <w:t>2026-09-02</w:t>
+      <w:t>2026-09-03</w:t>
       <w:br/>
       <w:br/>
     </w:r>

--- a/klagomål/A 27808-2026 FSC-klagomål.docx
+++ b/klagomål/A 27808-2026 FSC-klagomål.docx
@@ -1314,7 +1314,7 @@
     <w:r>
       <w:tab/>
       <w:tab/>
-      <w:t>2026-09-03</w:t>
+      <w:t>2026-09-04</w:t>
       <w:br/>
       <w:br/>
     </w:r>

--- a/klagomål/A 27808-2026 FSC-klagomål.docx
+++ b/klagomål/A 27808-2026 FSC-klagomål.docx
@@ -1314,7 +1314,7 @@
     <w:r>
       <w:tab/>
       <w:tab/>
-      <w:t>2026-09-04</w:t>
+      <w:t>2026-09-05</w:t>
       <w:br/>
       <w:br/>
     </w:r>

--- a/klagomål/A 27808-2026 FSC-klagomål.docx
+++ b/klagomål/A 27808-2026 FSC-klagomål.docx
@@ -1314,7 +1314,7 @@
     <w:r>
       <w:tab/>
       <w:tab/>
-      <w:t>2026-09-05</w:t>
+      <w:t>2026-09-06</w:t>
       <w:br/>
       <w:br/>
     </w:r>

--- a/klagomål/A 27808-2026 FSC-klagomål.docx
+++ b/klagomål/A 27808-2026 FSC-klagomål.docx
@@ -1314,7 +1314,7 @@
     <w:r>
       <w:tab/>
       <w:tab/>
-      <w:t>2026-09-06</w:t>
+      <w:t>2026-09-07</w:t>
       <w:br/>
       <w:br/>
     </w:r>

--- a/klagomål/A 27808-2026 FSC-klagomål.docx
+++ b/klagomål/A 27808-2026 FSC-klagomål.docx
@@ -1314,7 +1314,7 @@
     <w:r>
       <w:tab/>
       <w:tab/>
-      <w:t>2026-09-07</w:t>
+      <w:t>2026-09-08</w:t>
       <w:br/>
       <w:br/>
     </w:r>

--- a/klagomål/A 27808-2026 FSC-klagomål.docx
+++ b/klagomål/A 27808-2026 FSC-klagomål.docx
@@ -1314,7 +1314,7 @@
     <w:r>
       <w:tab/>
       <w:tab/>
-      <w:t>2026-09-08</w:t>
+      <w:t>2026-09-09</w:t>
       <w:br/>
       <w:br/>
     </w:r>

--- a/klagomål/A 27808-2026 FSC-klagomål.docx
+++ b/klagomål/A 27808-2026 FSC-klagomål.docx
@@ -1314,7 +1314,7 @@
     <w:r>
       <w:tab/>
       <w:tab/>
-      <w:t>2026-09-09</w:t>
+      <w:t>2026-09-10</w:t>
       <w:br/>
       <w:br/>
     </w:r>

--- a/klagomål/A 27808-2026 FSC-klagomål.docx
+++ b/klagomål/A 27808-2026 FSC-klagomål.docx
@@ -1314,7 +1314,7 @@
     <w:r>
       <w:tab/>
       <w:tab/>
-      <w:t>2026-09-10</w:t>
+      <w:t>2026-09-11</w:t>
       <w:br/>
       <w:br/>
     </w:r>

--- a/klagomål/A 27808-2026 FSC-klagomål.docx
+++ b/klagomål/A 27808-2026 FSC-klagomål.docx
@@ -1314,7 +1314,7 @@
     <w:r>
       <w:tab/>
       <w:tab/>
-      <w:t>2026-09-11</w:t>
+      <w:t>2026-09-12</w:t>
       <w:br/>
       <w:br/>
     </w:r>
